--- a/eng/docx/33.content.docx
+++ b/eng/docx/33.content.docx
@@ -19,7 +19,7 @@
         <w:rPr>
           <w:lang w:val="en_US" w:bidi="en_US"/>
         </w:rPr>
-        <w:t>Resource: Study Notes - Book Intros (Tyndale)</w:t>
+        <w:t>Resource: Tyndale Open Study Notes</w:t>
       </w:r>
       <w:r>
         <w:rPr>
@@ -112,7 +112,7 @@
         <w:rPr>
           <w:lang w:val="en_US" w:bidi="en_US"/>
         </w:rPr>
-        <w:t>Study Notes - Book Intros (Tyndale)</w:t>
+        <w:t>Tyndale Open Study Notes</w:t>
       </w:r>
     </w:p>
     <w:p>

--- a/eng/docx/33.content.docx
+++ b/eng/docx/33.content.docx
@@ -231,18 +231,7 @@
         <w:rPr>
           <w:lang w:val="en_US" w:bidi="en_US"/>
         </w:rPr>
-        <w:t>God’s judgment was coming against false prophets, against Israel’s wayward leaders, and against the rich who oppressed the poor. God’s indictment against his people resulted in their ruin, but after ruin would come restoration. Through Micah, God’s Spirit provided a strong word of hope for Israel’s future. The Lord promised to rescue the remnant of Israel—they would return to their land as God’s renewed people. God promised to subdue their enemies and send his ruler from Bethlehem. Micah exclaims simply but powerfully that there is no God like the Lord.</w:t>
-      </w:r>
-    </w:p>
-    <w:p>
-      <w:pPr>
-        <w:pStyle w:val="Heading2"/>
-      </w:pPr>
-      <w:r>
-        <w:rPr>
-          <w:lang w:val="en_US" w:bidi="en_US"/>
-        </w:rPr>
-        <w:t>Setting</w:t>
+        <w:t>God announced judgment against false prophets, corrupt leaders, and rich people who oppressed the poor. Because of the sins of his people, God declared that destruction was coming. But after judgment, restoration would come.</w:t>
       </w:r>
     </w:p>
     <w:p>
@@ -256,7 +245,18 @@
         <w:rPr>
           <w:lang w:val="en_US" w:bidi="en_US"/>
         </w:rPr>
-        <w:t>Micah delivered his prophecies during the reigns of the southern kings Jotham (750–732 BC), Ahaz (743–715 BC), and Hezekiah (728–686 BC), all of whom had relatively long reigns. At that time, both Israel and Judah were characterized by moral and religious corruption, social oppression, political intrigue, economic injustice, personal vice, deception, and treachery.</w:t>
+        <w:t>Through Micah, God’s Spirit gave a strong message of hope for Israel’s future. The Lord promised to save the remnant of Israel (the people who remained faithful). They would return to their land and become God’s renewed people. God also promised to defeat their enemies and send his ruler from Bethlehem. Micah declares with great force and simplicity that there is no God like the Lord.</w:t>
+      </w:r>
+    </w:p>
+    <w:p>
+      <w:pPr>
+        <w:pStyle w:val="Heading2"/>
+      </w:pPr>
+      <w:r>
+        <w:rPr>
+          <w:lang w:val="en_US" w:bidi="en_US"/>
+        </w:rPr>
+        <w:t>Setting</w:t>
       </w:r>
     </w:p>
     <w:p>
@@ -270,25 +270,7 @@
         <w:rPr>
           <w:lang w:val="en_US" w:bidi="en_US"/>
         </w:rPr>
-        <w:t>Jotham was a moderately good king, but he did not remove the high places where illicit worship of idols competed with proper worship of God at the Temple in Jerusalem. Since the Lord was not entirely pleased with Jotham’s reign, he raised up King Rezin of Aram (whose capital was Damascus) and King Pekah of Israel to oppress Judah (</w:t>
-      </w:r>
-      <w:hyperlink r:id="rId13">
-        <w:r>
-          <w:rPr>
-            <w:lang w:val="en_US" w:bidi="en_US"/>
-          </w:rPr>
-          <w:rPr>
-            <w:color w:val="0000EE"/>
-            <w:u w:val="single"/>
-          </w:rPr>
-          <w:t>2 Kgs 15:32–38</w:t>
-        </w:r>
-      </w:hyperlink>
-      <w:r>
-        <w:rPr>
-          <w:lang w:val="en_US" w:bidi="en_US"/>
-        </w:rPr>
-        <w:t>).</w:t>
+        <w:t>Micah spoke his prophecies during the reigns of the southern kings Jotham (750–732 BC), Ahaz (743–715 BC), and Hezekiah (728–686 BC). All three kings ruled for many years. During this time, both Israel and Judah were characterized by moral and religious corruption. There was social oppression, political plotting, economic injustice, personal sin, deception, and betrayal.</w:t>
       </w:r>
     </w:p>
     <w:p>
@@ -302,7 +284,39 @@
         <w:rPr>
           <w:lang w:val="en_US" w:bidi="en_US"/>
         </w:rPr>
-        <w:t>Ahaz, Jotham’s son, followed the evil ways of the northern kings of Israel. He engaged in forbidden practices, including child sacrifice, pagan incense burning, and fertility worship (</w:t>
+        <w:t>Jotham was a fairly good king. However, he did not remove the high places where people worshiped idols instead of worshiping the Lord properly at the temple in Jerusalem. Because the Lord was not fully pleased with Jotham’s rule, he allowed King Rezin of Aram and King Pekah of Israel to attack Judah (</w:t>
+      </w:r>
+      <w:hyperlink r:id="rId13">
+        <w:r>
+          <w:rPr>
+            <w:lang w:val="en_US" w:bidi="en_US"/>
+          </w:rPr>
+          <w:rPr>
+            <w:color w:val="0000EE"/>
+            <w:u w:val="single"/>
+          </w:rPr>
+          <w:t>2 Kings 15:32–38</w:t>
+        </w:r>
+      </w:hyperlink>
+      <w:r>
+        <w:rPr>
+          <w:lang w:val="en_US" w:bidi="en_US"/>
+        </w:rPr>
+        <w:t>).</w:t>
+      </w:r>
+    </w:p>
+    <w:p>
+      <w:pPr/>
+      <w:r>
+        <w:rPr>
+          <w:lang w:val="en_US" w:bidi="en_US"/>
+        </w:rPr>
+      </w:r>
+      <w:r>
+        <w:rPr>
+          <w:lang w:val="en_US" w:bidi="en_US"/>
+        </w:rPr>
+        <w:t>Ahaz, Jotham’s son, followed the sinful practices of the northern kings of Israel. He practiced evil acts, including child sacrifice, pagan worship, and fertility worship (</w:t>
       </w:r>
       <w:hyperlink r:id="rId14">
         <w:r>
@@ -313,14 +327,14 @@
             <w:color w:val="0000EE"/>
             <w:u w:val="single"/>
           </w:rPr>
-          <w:t>2 Kgs 16:1–4</w:t>
+          <w:t>2 Kings 16:1–4</w:t>
         </w:r>
       </w:hyperlink>
       <w:r>
         <w:rPr>
           <w:lang w:val="en_US" w:bidi="en_US"/>
         </w:rPr>
-        <w:t>). When the Edomites and Philistines moved into the areas of southern Palestine conquered by Rezin and Pekah (</w:t>
+        <w:t>). After the Edomites and Philistines took control of areas in southern Palestine (</w:t>
       </w:r>
       <w:hyperlink r:id="rId15">
         <w:r>
@@ -331,7 +345,7 @@
             <w:color w:val="0000EE"/>
             <w:u w:val="single"/>
           </w:rPr>
-          <w:t>2 Kgs 16:5–6;</w:t>
+          <w:t>2 Kings 16:5–6;</w:t>
         </w:r>
       </w:hyperlink>
       <w:hyperlink r:id="rId16">
@@ -343,14 +357,14 @@
             <w:color w:val="0000EE"/>
             <w:u w:val="single"/>
           </w:rPr>
-          <w:t>2 Chr 28:18</w:t>
+          <w:t>2 Chronicles 28:18</w:t>
         </w:r>
       </w:hyperlink>
       <w:r>
         <w:rPr>
           <w:lang w:val="en_US" w:bidi="en_US"/>
         </w:rPr>
-        <w:t>), Ahaz made an alliance with the Assyrian king Tiglath-pileser III (744–727 BC) by paying gold from the Temple and the royal treasuries as tribute money to the Assyrians (</w:t>
+        <w:t>), Ahaz made an alliance with Tiglath-pileser III, king of Assyria from 744 to 727 BC. Ahaz paid gold from the temple and royal treasury to Assyria as tribute (</w:t>
       </w:r>
       <w:hyperlink r:id="rId17">
         <w:r>
@@ -361,14 +375,14 @@
             <w:color w:val="0000EE"/>
             <w:u w:val="single"/>
           </w:rPr>
-          <w:t>2 Kgs 16:7–9</w:t>
+          <w:t>2 Kings 16:7–9</w:t>
         </w:r>
       </w:hyperlink>
       <w:r>
         <w:rPr>
           <w:lang w:val="en_US" w:bidi="en_US"/>
         </w:rPr>
-        <w:t>). Ahaz corrupted Judah’s worship by bringing pagan altars into Jerusalem (</w:t>
+        <w:t>). He also brought pagan altars into Jerusalem and interfered with worship of the Lord (</w:t>
       </w:r>
       <w:hyperlink r:id="rId18">
         <w:r>
@@ -379,14 +393,14 @@
             <w:color w:val="0000EE"/>
             <w:u w:val="single"/>
           </w:rPr>
-          <w:t>2 Kgs 16:10–13</w:t>
+          <w:t>2 Kings 16:10–13</w:t>
         </w:r>
       </w:hyperlink>
       <w:r>
         <w:rPr>
           <w:lang w:val="en_US" w:bidi="en_US"/>
         </w:rPr>
-        <w:t>), and he inhibited worship of the Lord (</w:t>
+        <w:t>;</w:t>
       </w:r>
       <w:hyperlink r:id="rId19">
         <w:r>
@@ -397,7 +411,7 @@
             <w:color w:val="0000EE"/>
             <w:u w:val="single"/>
           </w:rPr>
-          <w:t>2 Kgs 16:14–20</w:t>
+          <w:t xml:space="preserve"> 14–20</w:t>
         </w:r>
       </w:hyperlink>
       <w:r>
@@ -418,7 +432,7 @@
         <w:rPr>
           <w:lang w:val="en_US" w:bidi="en_US"/>
         </w:rPr>
-        <w:t>In contrast to his father Ahaz, Hezekiah was a righteous king. He witnessed the fall of Samaria (722 BC) to the Assyrians under Shalmaneser V (726–722 BC) and Sargon II (721–705 BC). During his reign, in 701 BC, God delivered Jerusalem from destruction at the hands of King Sennacherib of Assyria (704–681 BC), but Sennacherib still devastated some forty-six cities in Israel and Judah (</w:t>
+        <w:t>Unlike his father Ahaz, Hezekiah was a righteous king. During his reign, Samaria fell to the Assyrians in 722 BC under Shalmaneser V and Sargon II. Later, in 701 BC, God rescued Jerusalem from destruction by Sennacherib, king of Assyria from 704 to 681 BC. Even so, Sennacherib destroyed about 46 cities in Israel and Judah (</w:t>
       </w:r>
       <w:hyperlink r:id="rId20">
         <w:r>
@@ -429,32 +443,14 @@
             <w:color w:val="0000EE"/>
             <w:u w:val="single"/>
           </w:rPr>
-          <w:t>2 Kgs 18:1–19:37</w:t>
+          <w:t>2 Kings 18:1–19:37</w:t>
         </w:r>
       </w:hyperlink>
       <w:r>
         <w:rPr>
           <w:lang w:val="en_US" w:bidi="en_US"/>
         </w:rPr>
-        <w:t>). God also healed Hezekiah from a serious disease. But then Hezekiah unwisely received envoys from the Babylonian king Merodach-baladan, who sought an alliance with Hezekiah against Assyria (</w:t>
-      </w:r>
-      <w:hyperlink r:id="rId21">
-        <w:r>
-          <w:rPr>
-            <w:lang w:val="en_US" w:bidi="en_US"/>
-          </w:rPr>
-          <w:rPr>
-            <w:color w:val="0000EE"/>
-            <w:u w:val="single"/>
-          </w:rPr>
-          <w:t>2 Kgs 20:12–21</w:t>
-        </w:r>
-      </w:hyperlink>
-      <w:r>
-        <w:rPr>
-          <w:lang w:val="en_US" w:bidi="en_US"/>
-        </w:rPr>
-        <w:t>).</w:t>
+        <w:t xml:space="preserve">). </w:t>
       </w:r>
     </w:p>
     <w:p>
@@ -468,7 +464,39 @@
         <w:rPr>
           <w:lang w:val="en_US" w:bidi="en_US"/>
         </w:rPr>
-        <w:t>During the early years of this period, before the destruction of Samaria, the northern kings of Israel were Pekah (752–732 BC) and Hoshea (732–722 BC). Under both kings, Israel strayed further in the ways of Jereboam I, who had caused Israel to turn from God (</w:t>
+        <w:t>God also healed Hezekiah from a serious illness. Later, however, Hezekiah unwisely welcomed messengers from the Babylonian king Merodach-baladan, who wanted an alliance against Assyria (</w:t>
+      </w:r>
+      <w:hyperlink r:id="rId21">
+        <w:r>
+          <w:rPr>
+            <w:lang w:val="en_US" w:bidi="en_US"/>
+          </w:rPr>
+          <w:rPr>
+            <w:color w:val="0000EE"/>
+            <w:u w:val="single"/>
+          </w:rPr>
+          <w:t>2 Kings 20:12–21</w:t>
+        </w:r>
+      </w:hyperlink>
+      <w:r>
+        <w:rPr>
+          <w:lang w:val="en_US" w:bidi="en_US"/>
+        </w:rPr>
+        <w:t>).</w:t>
+      </w:r>
+    </w:p>
+    <w:p>
+      <w:pPr/>
+      <w:r>
+        <w:rPr>
+          <w:lang w:val="en_US" w:bidi="en_US"/>
+        </w:rPr>
+      </w:r>
+      <w:r>
+        <w:rPr>
+          <w:lang w:val="en_US" w:bidi="en_US"/>
+        </w:rPr>
+        <w:t>Before Samaria was destroyed, the northern kingdom of Israel was ruled by Pekah (752–732 BC) and Hoshea (732–722 BC). Under both kings, Israel continued in the sinful ways of Jeroboam I, who had led Israel away from God (</w:t>
       </w:r>
       <w:hyperlink r:id="rId22">
         <w:r>
@@ -479,7 +507,7 @@
             <w:color w:val="0000EE"/>
             <w:u w:val="single"/>
           </w:rPr>
-          <w:t>2 Kgs 15:28</w:t>
+          <w:t>2 Kings 15:28</w:t>
         </w:r>
       </w:hyperlink>
       <w:r>
@@ -497,14 +525,14 @@
             <w:color w:val="0000EE"/>
             <w:u w:val="single"/>
           </w:rPr>
-          <w:t>2 Kgs 15:29</w:t>
+          <w:t>2 Kings 15:29</w:t>
         </w:r>
       </w:hyperlink>
       <w:r>
         <w:rPr>
           <w:lang w:val="en_US" w:bidi="en_US"/>
         </w:rPr>
-        <w:t>). Pekah was assassinated by Hoshea, who reigned until the fall of Samaria in 722 BC (</w:t>
+        <w:t>). Pekah was later assassinated by Hoshea, who ruled until Samaria fell in 722 BC (</w:t>
       </w:r>
       <w:hyperlink r:id="rId24">
         <w:r>
@@ -515,14 +543,14 @@
             <w:color w:val="0000EE"/>
             <w:u w:val="single"/>
           </w:rPr>
-          <w:t>2 Kgs 15:30–31</w:t>
+          <w:t>2 Kings 15:30–31</w:t>
         </w:r>
       </w:hyperlink>
       <w:r>
         <w:rPr>
           <w:lang w:val="en_US" w:bidi="en_US"/>
         </w:rPr>
-        <w:t xml:space="preserve">; </w:t>
+        <w:t xml:space="preserve">, </w:t>
       </w:r>
       <w:hyperlink r:id="rId25">
         <w:r>
@@ -554,7 +582,7 @@
         <w:rPr>
           <w:lang w:val="en_US" w:bidi="en_US"/>
         </w:rPr>
-        <w:t>As Micah had warned, the northern kingdom of Israel was destroyed and its people were taken into exile. Hoshea had revolted against Assyria and had appealed to Egypt for help, but when Shalmaneser V heard of Hoshea’s treachery, he besieged Samaria, captured it, and destroyed it in 722 BC after a three-year siege. Hoshea was imprisoned, the Israelites were dispersed among Assyrian provinces and vassal kingdoms (</w:t>
+        <w:t>As Micah had warned, the northern kingdom of Israel was destroyed, and its people were taken into exile. Hoshea rebelled against Assyria and asked Egypt for help. When Shalmaneser V learned of this, he attacked Samaria. After a siege of three years, the city fell in 722 BC. Hoshea was imprisoned, the Israelites were scattered throughout the Assyrian Empire, and people from other nations were brought into the land of Israel (</w:t>
       </w:r>
       <w:hyperlink r:id="rId26">
         <w:r>
@@ -565,14 +593,14 @@
             <w:color w:val="0000EE"/>
             <w:u w:val="single"/>
           </w:rPr>
-          <w:t>2 Kgs 17:5–6</w:t>
+          <w:t>2 Kings 17:5–6</w:t>
         </w:r>
       </w:hyperlink>
       <w:r>
         <w:rPr>
           <w:lang w:val="en_US" w:bidi="en_US"/>
         </w:rPr>
-        <w:t>), and people from various nations were brought into the devastated land of Israel to live (</w:t>
+        <w:t xml:space="preserve">, </w:t>
       </w:r>
       <w:hyperlink r:id="rId27">
         <w:r>
@@ -583,7 +611,7 @@
             <w:color w:val="0000EE"/>
             <w:u w:val="single"/>
           </w:rPr>
-          <w:t>2 Kgs 17:24–41</w:t>
+          <w:t>2 Kings 17:24–41</w:t>
         </w:r>
       </w:hyperlink>
       <w:r>
@@ -615,7 +643,7 @@
         <w:rPr>
           <w:lang w:val="en_US" w:bidi="en_US"/>
         </w:rPr>
-        <w:t>Following the superscription (</w:t>
+        <w:t>After the opening verse (</w:t>
       </w:r>
       <w:hyperlink r:id="rId28">
         <w:r>
@@ -633,7 +661,7 @@
         <w:rPr>
           <w:lang w:val="en_US" w:bidi="en_US"/>
         </w:rPr>
-        <w:t>), each of three sections begins by calling Israel to “listen” (</w:t>
+        <w:t>), each of the book’s three main sections begins with a call to "hear" (</w:t>
       </w:r>
       <w:hyperlink r:id="rId29">
         <w:r>
@@ -687,7 +715,7 @@
         <w:rPr>
           <w:lang w:val="en_US" w:bidi="en_US"/>
         </w:rPr>
-        <w:t>). Judgment poured from the Lord through Micah’s prophecies against Samaria, Jerusalem, the wealthy, the corrupt, the false prophets, the oppressive leaders, and other nations. The people of Israel failed to follow God’s ways and did not respond to the messages he had given them. The Lord’s indictment was ironclad: Israel would be ruined and go into exile.</w:t>
+        <w:t>). Through Micah, the Lord announced judgment against Samaria, Jerusalem, wealthy oppressors, corrupt leaders, false prophets, and other nations. The people refused to follow God’s ways or listen to his messages. God’s judgment was certain: Israel would be ruined and sent into exile.</w:t>
       </w:r>
     </w:p>
     <w:p>
@@ -701,7 +729,7 @@
         <w:rPr>
           <w:lang w:val="en_US" w:bidi="en_US"/>
         </w:rPr>
-        <w:t xml:space="preserve">Micah’s message of judgment is interspersed with words of hope, however (see </w:t>
+        <w:t xml:space="preserve">At the same time, Micah’s message also contains hope (see </w:t>
       </w:r>
       <w:hyperlink r:id="rId32">
         <w:r>
@@ -791,7 +819,7 @@
         <w:rPr>
           <w:lang w:val="en_US" w:bidi="en_US"/>
         </w:rPr>
-        <w:t>). In the end, judgment would be replaced by the Lord’s grace, unfailing love, faithfulness, forgiveness, pardon, and compassion. Israel would be restored and renewed, and God would fulfill his promises to Abraham and Jacob.</w:t>
+        <w:t>). In the end, judgment would be replaced by God’s grace, faithful love, forgiveness, compassion, and mercy. Israel would be restored, and God would fulfill his promises to Abraham and Jacob.</w:t>
       </w:r>
     </w:p>
     <w:p>
@@ -802,7 +830,7 @@
         <w:rPr>
           <w:lang w:val="en_US" w:bidi="en_US"/>
         </w:rPr>
-        <w:t>Authorship and Date</w:t>
+        <w:t>Author and Date</w:t>
       </w:r>
     </w:p>
     <w:p>
@@ -816,7 +844,7 @@
         <w:rPr>
           <w:lang w:val="en_US" w:bidi="en_US"/>
         </w:rPr>
-        <w:t xml:space="preserve">Micah was a native of Moresheth, a town about twenty-one miles (thirty-five kilometers) southwest of Jerusalem. Passages such as </w:t>
+        <w:t xml:space="preserve">Micah came from Moresheth, a town about 35 kilometers (21 miles) southwest of Jerusalem. Some scholars believe that passages such as </w:t>
       </w:r>
       <w:hyperlink r:id="rId37">
         <w:r>
@@ -852,7 +880,7 @@
         <w:rPr>
           <w:lang w:val="en_US" w:bidi="en_US"/>
         </w:rPr>
-        <w:t xml:space="preserve"> suggest to some that a later editor completed the present form of the book in the early postexilic era (538–458 BC). This conclusion is not necessary, however. The prophet Micah is not the only preexilic prophet to prophesy a return (see </w:t>
+        <w:t xml:space="preserve"> show that a later editor completed the book during the early postexilic period (538–458 BC). However, this conclusion is not necessary. Other prophets before the exile also spoke about Israel returning from exile (see </w:t>
       </w:r>
       <w:hyperlink r:id="rId39">
         <w:r>
@@ -863,7 +891,7 @@
             <w:color w:val="0000EE"/>
             <w:u w:val="single"/>
           </w:rPr>
-          <w:t>Isa 52:4–12</w:t>
+          <w:t>Isaiah 52:4–12</w:t>
         </w:r>
       </w:hyperlink>
       <w:r>
@@ -881,7 +909,7 @@
             <w:color w:val="0000EE"/>
             <w:u w:val="single"/>
           </w:rPr>
-          <w:t>Hos 11:10–11</w:t>
+          <w:t>Hosea 11:10–11</w:t>
         </w:r>
       </w:hyperlink>
       <w:r>
@@ -920,7 +948,7 @@
         <w:rPr>
           <w:lang w:val="en_US" w:bidi="en_US"/>
         </w:rPr>
-        <w:t xml:space="preserve">Micah used figurative language to describe events, which makes it hard to determine the exact circumstances taking place when he prophesied and wrote. Some of Micah’s prophecies were probably given before the destruction of Samaria in 722 BC (see </w:t>
+        <w:t xml:space="preserve">Micah used figures of speech to describe events. Micah often used figurative language, which makes it difficult to identify the exact historical situations connected to each prophecy. Some prophecies were probably given before the destruction of Samaria in 722 BC (see </w:t>
       </w:r>
       <w:hyperlink r:id="rId28">
         <w:r>
@@ -931,7 +959,7 @@
             <w:color w:val="0000EE"/>
             <w:u w:val="single"/>
           </w:rPr>
-          <w:t>Mic 1:1</w:t>
+          <w:t>Micah 1:1</w:t>
         </w:r>
       </w:hyperlink>
       <w:r>
@@ -974,7 +1002,7 @@
         <w:rPr>
           <w:lang w:val="en_US" w:bidi="en_US"/>
         </w:rPr>
-        <w:t xml:space="preserve">). The Assyrian march into Israel and Judah in 701 BC is reflected in </w:t>
+        <w:t xml:space="preserve">). The Assyrian invasion of Israel and Judah in 701 BC seems to appear in </w:t>
       </w:r>
       <w:hyperlink r:id="rId44">
         <w:r>
@@ -992,7 +1020,21 @@
         <w:rPr>
           <w:lang w:val="en_US" w:bidi="en_US"/>
         </w:rPr>
-        <w:t>. Micah’s prediction concerning the fall of Jerusalem (</w:t>
+        <w:t xml:space="preserve">. </w:t>
+      </w:r>
+    </w:p>
+    <w:p>
+      <w:pPr/>
+      <w:r>
+        <w:rPr>
+          <w:lang w:val="en_US" w:bidi="en_US"/>
+        </w:rPr>
+      </w:r>
+      <w:r>
+        <w:rPr>
+          <w:lang w:val="en_US" w:bidi="en_US"/>
+        </w:rPr>
+        <w:t>Micah’s prophecy about the fall of Jerusalem (</w:t>
       </w:r>
       <w:hyperlink r:id="rId45">
         <w:r>
@@ -1010,7 +1052,7 @@
         <w:rPr>
           <w:lang w:val="en_US" w:bidi="en_US"/>
         </w:rPr>
-        <w:t>) was given during the reign of Hezekiah (728–686 BC) and is referred to much later by Jeremiah (</w:t>
+        <w:t>) was spoken during Hezekiah’s reign (728–686 BC) and was later mentioned by Jeremiah. The prophet Jeremiah mentioned it much later (</w:t>
       </w:r>
       <w:hyperlink r:id="rId46">
         <w:r>
@@ -1021,14 +1063,14 @@
             <w:color w:val="0000EE"/>
             <w:u w:val="single"/>
           </w:rPr>
-          <w:t>Jer 26:16–19</w:t>
+          <w:t>Jeremiah 26:16–19</w:t>
         </w:r>
       </w:hyperlink>
       <w:r>
         <w:rPr>
           <w:lang w:val="en_US" w:bidi="en_US"/>
         </w:rPr>
-        <w:t xml:space="preserve">). Micah’s ministry thus seems to have coincided closely with that of Isaiah; the similarity of </w:t>
+        <w:t xml:space="preserve">). Micah’s ministry seems to have occurred around the same time as Isaiah’s ministry. The similarity between </w:t>
       </w:r>
       <w:hyperlink r:id="rId47">
         <w:r>
@@ -1064,7 +1106,7 @@
         <w:rPr>
           <w:lang w:val="en_US" w:bidi="en_US"/>
         </w:rPr>
-        <w:t xml:space="preserve"> supports this conclusion.</w:t>
+        <w:t xml:space="preserve"> supports this view.</w:t>
       </w:r>
     </w:p>
     <w:p>
@@ -1089,7 +1131,7 @@
         <w:rPr>
           <w:lang w:val="en_US" w:bidi="en_US"/>
         </w:rPr>
-        <w:t>Micah’s message is clear: God’s plans for his people will prevail, and the nations will come to know God through his people Israel and his chosen ruler (</w:t>
+        <w:t>Micah’s message is clear: God’s plans for his people will succeed. Through Israel and through God’s chosen ruler (</w:t>
       </w:r>
       <w:hyperlink r:id="rId49">
         <w:r>
@@ -1107,7 +1149,7 @@
         <w:rPr>
           <w:lang w:val="en_US" w:bidi="en_US"/>
         </w:rPr>
-        <w:t>). The Lord’s faithful promises to Abraham and Jacob will be realized.</w:t>
+        <w:t>), the nations will come to know the Lord. God will fulfill his faithful promises to Abraham and Jacob.</w:t>
       </w:r>
     </w:p>
     <w:p>
@@ -1121,20 +1163,7 @@
         <w:rPr>
           <w:lang w:val="en_US" w:bidi="en_US"/>
         </w:rPr>
-        <w:t xml:space="preserve">Much like Isaiah, Micah proclaimed that Israel’s hope would not be in escaping judgment, but it would be mediated to them </w:t>
-      </w:r>
-      <w:r>
-        <w:rPr>
-          <w:i/>
-          <w:lang w:val="en_US" w:bidi="en_US"/>
-        </w:rPr>
-        <w:t>through</w:t>
-      </w:r>
-      <w:r>
-        <w:rPr>
-          <w:lang w:val="en_US" w:bidi="en_US"/>
-        </w:rPr>
-        <w:t xml:space="preserve"> judgment. The people had become so corrupt that their only hope for an extended future was through the fires of judgment. That was a very hard concept for the people of Israel to grasp.</w:t>
+        <w:t>Like Isaiah, Micah taught that Israel’s hope would come through judgment, not by escaping it. The people had become so corrupt that judgment was necessary for their future restoration. This was very difficult for the people to understand.</w:t>
       </w:r>
     </w:p>
     <w:p>
@@ -1148,7 +1177,7 @@
         <w:rPr>
           <w:lang w:val="en_US" w:bidi="en_US"/>
         </w:rPr>
-        <w:t xml:space="preserve">God’s goal is to have a special people of unparalleled moral and spiritual integrity and excellence. God will accept nothing less, but only his actions on behalf of his people can create righteousness in them (see </w:t>
+        <w:t xml:space="preserve">God desires a people who show moral and spiritual faithfulness. He will accept nothing less. Only God can make his people righteous, or right with him (see </w:t>
       </w:r>
       <w:hyperlink r:id="rId50">
         <w:r>
@@ -1159,14 +1188,14 @@
             <w:color w:val="0000EE"/>
             <w:u w:val="single"/>
           </w:rPr>
-          <w:t>2 Pet 3:13</w:t>
+          <w:t>2 Peter 3:13</w:t>
         </w:r>
       </w:hyperlink>
       <w:r>
         <w:rPr>
           <w:lang w:val="en_US" w:bidi="en_US"/>
         </w:rPr>
-        <w:t xml:space="preserve">). Many years after Micah, God would send a “ruler of Israel,” born in Bethlehem, to lead his flock and bring peace to his people (see </w:t>
+        <w:t xml:space="preserve">). Many years after Micah, God would send a "ruler over Israel," born in Bethlehem, to lead his people and bring them peace (see </w:t>
       </w:r>
       <w:hyperlink r:id="rId51">
         <w:r>
@@ -1177,7 +1206,7 @@
             <w:color w:val="0000EE"/>
             <w:u w:val="single"/>
           </w:rPr>
-          <w:t>Mic 5:2–5</w:t>
+          <w:t>Micah 5:2–5</w:t>
         </w:r>
       </w:hyperlink>
       <w:r>

--- a/eng/docx/33.content.docx
+++ b/eng/docx/33.content.docx
@@ -19,7 +19,7 @@
         <w:rPr>
           <w:lang w:val="en_US" w:bidi="en_US"/>
         </w:rPr>
-        <w:t>Resource: Tyndale Open Study Notes</w:t>
+        <w:t>Resource: Aquifer Open Study Notes (Book Intros)</w:t>
       </w:r>
       <w:r>
         <w:rPr>
@@ -112,7 +112,7 @@
         <w:rPr>
           <w:lang w:val="en_US" w:bidi="en_US"/>
         </w:rPr>
-        <w:t>Tyndale Open Study Notes</w:t>
+        <w:t>Aquifer Open Study Notes (Book Intros)</w:t>
       </w:r>
     </w:p>
     <w:p>

--- a/eng/docx/33.content.docx
+++ b/eng/docx/33.content.docx
@@ -286,18 +286,12 @@
         </w:rPr>
         <w:t>Jotham was a fairly good king. However, he did not remove the high places where people worshiped idols instead of worshiping the Lord properly at the temple in Jerusalem. Because the Lord was not fully pleased with Jotham’s rule, he allowed King Rezin of Aram and King Pekah of Israel to attack Judah (</w:t>
       </w:r>
-      <w:hyperlink r:id="rId13">
-        <w:r>
-          <w:rPr>
-            <w:lang w:val="en_US" w:bidi="en_US"/>
-          </w:rPr>
-          <w:rPr>
-            <w:color w:val="0000EE"/>
-            <w:u w:val="single"/>
-          </w:rPr>
-          <w:t>2 Kings 15:32–38</w:t>
-        </w:r>
-      </w:hyperlink>
+      <w:r>
+        <w:rPr>
+          <w:lang w:val="en_US" w:bidi="en_US"/>
+        </w:rPr>
+        <w:t>2 Kings 15:32–38</w:t>
+      </w:r>
       <w:r>
         <w:rPr>
           <w:lang w:val="en_US" w:bidi="en_US"/>
@@ -318,102 +312,66 @@
         </w:rPr>
         <w:t>Ahaz, Jotham’s son, followed the sinful practices of the northern kings of Israel. He practiced evil acts, including child sacrifice, pagan worship, and fertility worship (</w:t>
       </w:r>
-      <w:hyperlink r:id="rId14">
-        <w:r>
-          <w:rPr>
-            <w:lang w:val="en_US" w:bidi="en_US"/>
-          </w:rPr>
-          <w:rPr>
-            <w:color w:val="0000EE"/>
-            <w:u w:val="single"/>
-          </w:rPr>
-          <w:t>2 Kings 16:1–4</w:t>
-        </w:r>
-      </w:hyperlink>
+      <w:r>
+        <w:rPr>
+          <w:lang w:val="en_US" w:bidi="en_US"/>
+        </w:rPr>
+        <w:t>2 Kings 16:1–4</w:t>
+      </w:r>
       <w:r>
         <w:rPr>
           <w:lang w:val="en_US" w:bidi="en_US"/>
         </w:rPr>
         <w:t>). After the Edomites and Philistines took control of areas in southern Palestine (</w:t>
       </w:r>
-      <w:hyperlink r:id="rId15">
-        <w:r>
-          <w:rPr>
-            <w:lang w:val="en_US" w:bidi="en_US"/>
-          </w:rPr>
-          <w:rPr>
-            <w:color w:val="0000EE"/>
-            <w:u w:val="single"/>
-          </w:rPr>
-          <w:t>2 Kings 16:5–6;</w:t>
-        </w:r>
-      </w:hyperlink>
-      <w:hyperlink r:id="rId16">
-        <w:r>
-          <w:rPr>
-            <w:lang w:val="en_US" w:bidi="en_US"/>
-          </w:rPr>
-          <w:rPr>
-            <w:color w:val="0000EE"/>
-            <w:u w:val="single"/>
-          </w:rPr>
-          <w:t>2 Chronicles 28:18</w:t>
-        </w:r>
-      </w:hyperlink>
+      <w:r>
+        <w:rPr>
+          <w:lang w:val="en_US" w:bidi="en_US"/>
+        </w:rPr>
+        <w:t>2 Kings 16:5–6;</w:t>
+      </w:r>
+      <w:r>
+        <w:rPr>
+          <w:lang w:val="en_US" w:bidi="en_US"/>
+        </w:rPr>
+        <w:t>2 Chronicles 28:18</w:t>
+      </w:r>
       <w:r>
         <w:rPr>
           <w:lang w:val="en_US" w:bidi="en_US"/>
         </w:rPr>
         <w:t>), Ahaz made an alliance with Tiglath-pileser III, king of Assyria from 744 to 727 BC. Ahaz paid gold from the temple and royal treasury to Assyria as tribute (</w:t>
       </w:r>
-      <w:hyperlink r:id="rId17">
-        <w:r>
-          <w:rPr>
-            <w:lang w:val="en_US" w:bidi="en_US"/>
-          </w:rPr>
-          <w:rPr>
-            <w:color w:val="0000EE"/>
-            <w:u w:val="single"/>
-          </w:rPr>
-          <w:t>2 Kings 16:7–9</w:t>
-        </w:r>
-      </w:hyperlink>
+      <w:r>
+        <w:rPr>
+          <w:lang w:val="en_US" w:bidi="en_US"/>
+        </w:rPr>
+        <w:t>2 Kings 16:7–9</w:t>
+      </w:r>
       <w:r>
         <w:rPr>
           <w:lang w:val="en_US" w:bidi="en_US"/>
         </w:rPr>
         <w:t>). He also brought pagan altars into Jerusalem and interfered with worship of the Lord (</w:t>
       </w:r>
-      <w:hyperlink r:id="rId18">
-        <w:r>
-          <w:rPr>
-            <w:lang w:val="en_US" w:bidi="en_US"/>
-          </w:rPr>
-          <w:rPr>
-            <w:color w:val="0000EE"/>
-            <w:u w:val="single"/>
-          </w:rPr>
-          <w:t>2 Kings 16:10–13</w:t>
-        </w:r>
-      </w:hyperlink>
+      <w:r>
+        <w:rPr>
+          <w:lang w:val="en_US" w:bidi="en_US"/>
+        </w:rPr>
+        <w:t>2 Kings 16:10–13</w:t>
+      </w:r>
       <w:r>
         <w:rPr>
           <w:lang w:val="en_US" w:bidi="en_US"/>
         </w:rPr>
         <w:t>;</w:t>
       </w:r>
-      <w:hyperlink r:id="rId19">
-        <w:r>
-          <w:rPr>
-            <w:lang w:val="en_US" w:bidi="en_US"/>
-          </w:rPr>
-          <w:rPr>
-            <w:color w:val="0000EE"/>
-            <w:u w:val="single"/>
-          </w:rPr>
-          <w:t xml:space="preserve"> 14–20</w:t>
-        </w:r>
-      </w:hyperlink>
+      <w:r>
+        <w:rPr>
+          <w:lang w:val="en_US" w:bidi="en_US"/>
+        </w:rPr>
+        <w:t xml:space="preserve"> 14–20</w:t>
+      </w:r>
       <w:r>
         <w:rPr>
           <w:lang w:val="en_US" w:bidi="en_US"/>
@@ -434,18 +392,12 @@
         </w:rPr>
         <w:t>Unlike his father Ahaz, Hezekiah was a righteous king. During his reign, Samaria fell to the Assyrians in 722 BC under Shalmaneser V and Sargon II. Later, in 701 BC, God rescued Jerusalem from destruction by Sennacherib, king of Assyria from 704 to 681 BC. Even so, Sennacherib destroyed about 46 cities in Israel and Judah (</w:t>
       </w:r>
-      <w:hyperlink r:id="rId20">
-        <w:r>
-          <w:rPr>
-            <w:lang w:val="en_US" w:bidi="en_US"/>
-          </w:rPr>
-          <w:rPr>
-            <w:color w:val="0000EE"/>
-            <w:u w:val="single"/>
-          </w:rPr>
-          <w:t>2 Kings 18:1–19:37</w:t>
-        </w:r>
-      </w:hyperlink>
+      <w:r>
+        <w:rPr>
+          <w:lang w:val="en_US" w:bidi="en_US"/>
+        </w:rPr>
+        <w:t>2 Kings 18:1–19:37</w:t>
+      </w:r>
       <w:r>
         <w:rPr>
           <w:lang w:val="en_US" w:bidi="en_US"/>
@@ -466,18 +418,12 @@
         </w:rPr>
         <w:t>God also healed Hezekiah from a serious illness. Later, however, Hezekiah unwisely welcomed messengers from the Babylonian king Merodach-baladan, who wanted an alliance against Assyria (</w:t>
       </w:r>
-      <w:hyperlink r:id="rId21">
-        <w:r>
-          <w:rPr>
-            <w:lang w:val="en_US" w:bidi="en_US"/>
-          </w:rPr>
-          <w:rPr>
-            <w:color w:val="0000EE"/>
-            <w:u w:val="single"/>
-          </w:rPr>
-          <w:t>2 Kings 20:12–21</w:t>
-        </w:r>
-      </w:hyperlink>
+      <w:r>
+        <w:rPr>
+          <w:lang w:val="en_US" w:bidi="en_US"/>
+        </w:rPr>
+        <w:t>2 Kings 20:12–21</w:t>
+      </w:r>
       <w:r>
         <w:rPr>
           <w:lang w:val="en_US" w:bidi="en_US"/>
@@ -498,72 +444,48 @@
         </w:rPr>
         <w:t>Before Samaria was destroyed, the northern kingdom of Israel was ruled by Pekah (752–732 BC) and Hoshea (732–722 BC). Under both kings, Israel continued in the sinful ways of Jeroboam I, who had led Israel away from God (</w:t>
       </w:r>
-      <w:hyperlink r:id="rId22">
-        <w:r>
-          <w:rPr>
-            <w:lang w:val="en_US" w:bidi="en_US"/>
-          </w:rPr>
-          <w:rPr>
-            <w:color w:val="0000EE"/>
-            <w:u w:val="single"/>
-          </w:rPr>
-          <w:t>2 Kings 15:28</w:t>
-        </w:r>
-      </w:hyperlink>
+      <w:r>
+        <w:rPr>
+          <w:lang w:val="en_US" w:bidi="en_US"/>
+        </w:rPr>
+        <w:t>2 Kings 15:28</w:t>
+      </w:r>
       <w:r>
         <w:rPr>
           <w:lang w:val="en_US" w:bidi="en_US"/>
         </w:rPr>
         <w:t>). During Pekah’s reign, parts of northern Israel were taken into captivity (</w:t>
       </w:r>
-      <w:hyperlink r:id="rId23">
-        <w:r>
-          <w:rPr>
-            <w:lang w:val="en_US" w:bidi="en_US"/>
-          </w:rPr>
-          <w:rPr>
-            <w:color w:val="0000EE"/>
-            <w:u w:val="single"/>
-          </w:rPr>
-          <w:t>2 Kings 15:29</w:t>
-        </w:r>
-      </w:hyperlink>
+      <w:r>
+        <w:rPr>
+          <w:lang w:val="en_US" w:bidi="en_US"/>
+        </w:rPr>
+        <w:t>2 Kings 15:29</w:t>
+      </w:r>
       <w:r>
         <w:rPr>
           <w:lang w:val="en_US" w:bidi="en_US"/>
         </w:rPr>
         <w:t>). Pekah was later assassinated by Hoshea, who ruled until Samaria fell in 722 BC (</w:t>
       </w:r>
-      <w:hyperlink r:id="rId24">
-        <w:r>
-          <w:rPr>
-            <w:lang w:val="en_US" w:bidi="en_US"/>
-          </w:rPr>
-          <w:rPr>
-            <w:color w:val="0000EE"/>
-            <w:u w:val="single"/>
-          </w:rPr>
-          <w:t>2 Kings 15:30–31</w:t>
-        </w:r>
-      </w:hyperlink>
+      <w:r>
+        <w:rPr>
+          <w:lang w:val="en_US" w:bidi="en_US"/>
+        </w:rPr>
+        <w:t>2 Kings 15:30–31</w:t>
+      </w:r>
       <w:r>
         <w:rPr>
           <w:lang w:val="en_US" w:bidi="en_US"/>
         </w:rPr>
         <w:t xml:space="preserve">, </w:t>
       </w:r>
-      <w:hyperlink r:id="rId25">
-        <w:r>
-          <w:rPr>
-            <w:lang w:val="en_US" w:bidi="en_US"/>
-          </w:rPr>
-          <w:rPr>
-            <w:color w:val="0000EE"/>
-            <w:u w:val="single"/>
-          </w:rPr>
-          <w:t>17:6</w:t>
-        </w:r>
-      </w:hyperlink>
+      <w:r>
+        <w:rPr>
+          <w:lang w:val="en_US" w:bidi="en_US"/>
+        </w:rPr>
+        <w:t>17:6</w:t>
+      </w:r>
       <w:r>
         <w:rPr>
           <w:lang w:val="en_US" w:bidi="en_US"/>
@@ -584,36 +506,24 @@
         </w:rPr>
         <w:t>As Micah had warned, the northern kingdom of Israel was destroyed, and its people were taken into exile. Hoshea rebelled against Assyria and asked Egypt for help. When Shalmaneser V learned of this, he attacked Samaria. After a siege of three years, the city fell in 722 BC. Hoshea was imprisoned, the Israelites were scattered throughout the Assyrian Empire, and people from other nations were brought into the land of Israel (</w:t>
       </w:r>
-      <w:hyperlink r:id="rId26">
-        <w:r>
-          <w:rPr>
-            <w:lang w:val="en_US" w:bidi="en_US"/>
-          </w:rPr>
-          <w:rPr>
-            <w:color w:val="0000EE"/>
-            <w:u w:val="single"/>
-          </w:rPr>
-          <w:t>2 Kings 17:5–6</w:t>
-        </w:r>
-      </w:hyperlink>
+      <w:r>
+        <w:rPr>
+          <w:lang w:val="en_US" w:bidi="en_US"/>
+        </w:rPr>
+        <w:t>2 Kings 17:5–6</w:t>
+      </w:r>
       <w:r>
         <w:rPr>
           <w:lang w:val="en_US" w:bidi="en_US"/>
         </w:rPr>
         <w:t xml:space="preserve">, </w:t>
       </w:r>
-      <w:hyperlink r:id="rId27">
-        <w:r>
-          <w:rPr>
-            <w:lang w:val="en_US" w:bidi="en_US"/>
-          </w:rPr>
-          <w:rPr>
-            <w:color w:val="0000EE"/>
-            <w:u w:val="single"/>
-          </w:rPr>
-          <w:t>2 Kings 17:24–41</w:t>
-        </w:r>
-      </w:hyperlink>
+      <w:r>
+        <w:rPr>
+          <w:lang w:val="en_US" w:bidi="en_US"/>
+        </w:rPr>
+        <w:t>2 Kings 17:24–41</w:t>
+      </w:r>
       <w:r>
         <w:rPr>
           <w:lang w:val="en_US" w:bidi="en_US"/>
@@ -645,72 +555,48 @@
         </w:rPr>
         <w:t>After the opening verse (</w:t>
       </w:r>
-      <w:hyperlink r:id="rId28">
-        <w:r>
-          <w:rPr>
-            <w:lang w:val="en_US" w:bidi="en_US"/>
-          </w:rPr>
-          <w:rPr>
-            <w:color w:val="0000EE"/>
-            <w:u w:val="single"/>
-          </w:rPr>
-          <w:t>1:1</w:t>
-        </w:r>
-      </w:hyperlink>
+      <w:r>
+        <w:rPr>
+          <w:lang w:val="en_US" w:bidi="en_US"/>
+        </w:rPr>
+        <w:t>1:1</w:t>
+      </w:r>
       <w:r>
         <w:rPr>
           <w:lang w:val="en_US" w:bidi="en_US"/>
         </w:rPr>
         <w:t>), each of the book’s three main sections begins with a call to "hear" (</w:t>
       </w:r>
-      <w:hyperlink r:id="rId29">
-        <w:r>
-          <w:rPr>
-            <w:lang w:val="en_US" w:bidi="en_US"/>
-          </w:rPr>
-          <w:rPr>
-            <w:color w:val="0000EE"/>
-            <w:u w:val="single"/>
-          </w:rPr>
-          <w:t>1:2–2:13</w:t>
-        </w:r>
-      </w:hyperlink>
+      <w:r>
+        <w:rPr>
+          <w:lang w:val="en_US" w:bidi="en_US"/>
+        </w:rPr>
+        <w:t>1:2–2:13</w:t>
+      </w:r>
       <w:r>
         <w:rPr>
           <w:lang w:val="en_US" w:bidi="en_US"/>
         </w:rPr>
         <w:t xml:space="preserve">; </w:t>
       </w:r>
-      <w:hyperlink r:id="rId30">
-        <w:r>
-          <w:rPr>
-            <w:lang w:val="en_US" w:bidi="en_US"/>
-          </w:rPr>
-          <w:rPr>
-            <w:color w:val="0000EE"/>
-            <w:u w:val="single"/>
-          </w:rPr>
-          <w:t>3:1–5:15</w:t>
-        </w:r>
-      </w:hyperlink>
+      <w:r>
+        <w:rPr>
+          <w:lang w:val="en_US" w:bidi="en_US"/>
+        </w:rPr>
+        <w:t>3:1–5:15</w:t>
+      </w:r>
       <w:r>
         <w:rPr>
           <w:lang w:val="en_US" w:bidi="en_US"/>
         </w:rPr>
         <w:t xml:space="preserve">; </w:t>
       </w:r>
-      <w:hyperlink r:id="rId31">
-        <w:r>
-          <w:rPr>
-            <w:lang w:val="en_US" w:bidi="en_US"/>
-          </w:rPr>
-          <w:rPr>
-            <w:color w:val="0000EE"/>
-            <w:u w:val="single"/>
-          </w:rPr>
-          <w:t>6:1–7:6</w:t>
-        </w:r>
-      </w:hyperlink>
+      <w:r>
+        <w:rPr>
+          <w:lang w:val="en_US" w:bidi="en_US"/>
+        </w:rPr>
+        <w:t>6:1–7:6</w:t>
+      </w:r>
       <w:r>
         <w:rPr>
           <w:lang w:val="en_US" w:bidi="en_US"/>
@@ -731,90 +617,60 @@
         </w:rPr>
         <w:t xml:space="preserve">At the same time, Micah’s message also contains hope (see </w:t>
       </w:r>
-      <w:hyperlink r:id="rId32">
-        <w:r>
-          <w:rPr>
-            <w:lang w:val="en_US" w:bidi="en_US"/>
-          </w:rPr>
-          <w:rPr>
-            <w:color w:val="0000EE"/>
-            <w:u w:val="single"/>
-          </w:rPr>
-          <w:t>2:12–13</w:t>
-        </w:r>
-      </w:hyperlink>
+      <w:r>
+        <w:rPr>
+          <w:lang w:val="en_US" w:bidi="en_US"/>
+        </w:rPr>
+        <w:t>2:12–13</w:t>
+      </w:r>
       <w:r>
         <w:rPr>
           <w:lang w:val="en_US" w:bidi="en_US"/>
         </w:rPr>
         <w:t xml:space="preserve">; </w:t>
       </w:r>
-      <w:hyperlink r:id="rId33">
-        <w:r>
-          <w:rPr>
-            <w:lang w:val="en_US" w:bidi="en_US"/>
-          </w:rPr>
-          <w:rPr>
-            <w:color w:val="0000EE"/>
-            <w:u w:val="single"/>
-          </w:rPr>
-          <w:t>4:1–8</w:t>
-        </w:r>
-      </w:hyperlink>
+      <w:r>
+        <w:rPr>
+          <w:lang w:val="en_US" w:bidi="en_US"/>
+        </w:rPr>
+        <w:t>4:1–8</w:t>
+      </w:r>
       <w:r>
         <w:rPr>
           <w:lang w:val="en_US" w:bidi="en_US"/>
         </w:rPr>
         <w:t xml:space="preserve">, </w:t>
       </w:r>
-      <w:hyperlink r:id="rId34">
-        <w:r>
-          <w:rPr>
-            <w:lang w:val="en_US" w:bidi="en_US"/>
-          </w:rPr>
-          <w:rPr>
-            <w:color w:val="0000EE"/>
-            <w:u w:val="single"/>
-          </w:rPr>
-          <w:t>13</w:t>
-        </w:r>
-      </w:hyperlink>
+      <w:r>
+        <w:rPr>
+          <w:lang w:val="en_US" w:bidi="en_US"/>
+        </w:rPr>
+        <w:t>13</w:t>
+      </w:r>
       <w:r>
         <w:rPr>
           <w:lang w:val="en_US" w:bidi="en_US"/>
         </w:rPr>
         <w:t xml:space="preserve">; </w:t>
       </w:r>
-      <w:hyperlink r:id="rId35">
-        <w:r>
-          <w:rPr>
-            <w:lang w:val="en_US" w:bidi="en_US"/>
-          </w:rPr>
-          <w:rPr>
-            <w:color w:val="0000EE"/>
-            <w:u w:val="single"/>
-          </w:rPr>
-          <w:t>5:2–15</w:t>
-        </w:r>
-      </w:hyperlink>
+      <w:r>
+        <w:rPr>
+          <w:lang w:val="en_US" w:bidi="en_US"/>
+        </w:rPr>
+        <w:t>5:2–15</w:t>
+      </w:r>
       <w:r>
         <w:rPr>
           <w:lang w:val="en_US" w:bidi="en_US"/>
         </w:rPr>
         <w:t xml:space="preserve">; </w:t>
       </w:r>
-      <w:hyperlink r:id="rId36">
-        <w:r>
-          <w:rPr>
-            <w:lang w:val="en_US" w:bidi="en_US"/>
-          </w:rPr>
-          <w:rPr>
-            <w:color w:val="0000EE"/>
-            <w:u w:val="single"/>
-          </w:rPr>
-          <w:t>7:7–20</w:t>
-        </w:r>
-      </w:hyperlink>
+      <w:r>
+        <w:rPr>
+          <w:lang w:val="en_US" w:bidi="en_US"/>
+        </w:rPr>
+        <w:t>7:7–20</w:t>
+      </w:r>
       <w:r>
         <w:rPr>
           <w:lang w:val="en_US" w:bidi="en_US"/>
@@ -846,90 +702,60 @@
         </w:rPr>
         <w:t xml:space="preserve">Micah came from Moresheth, a town about 35 kilometers (21 miles) southwest of Jerusalem. Some scholars believe that passages such as </w:t>
       </w:r>
-      <w:hyperlink r:id="rId37">
-        <w:r>
-          <w:rPr>
-            <w:lang w:val="en_US" w:bidi="en_US"/>
-          </w:rPr>
-          <w:rPr>
-            <w:color w:val="0000EE"/>
-            <w:u w:val="single"/>
-          </w:rPr>
-          <w:t>4:6–8</w:t>
-        </w:r>
-      </w:hyperlink>
+      <w:r>
+        <w:rPr>
+          <w:lang w:val="en_US" w:bidi="en_US"/>
+        </w:rPr>
+        <w:t>4:6–8</w:t>
+      </w:r>
       <w:r>
         <w:rPr>
           <w:lang w:val="en_US" w:bidi="en_US"/>
         </w:rPr>
         <w:t xml:space="preserve"> and </w:t>
       </w:r>
-      <w:hyperlink r:id="rId38">
-        <w:r>
-          <w:rPr>
-            <w:lang w:val="en_US" w:bidi="en_US"/>
-          </w:rPr>
-          <w:rPr>
-            <w:color w:val="0000EE"/>
-            <w:u w:val="single"/>
-          </w:rPr>
-          <w:t>7:8–20</w:t>
-        </w:r>
-      </w:hyperlink>
+      <w:r>
+        <w:rPr>
+          <w:lang w:val="en_US" w:bidi="en_US"/>
+        </w:rPr>
+        <w:t>7:8–20</w:t>
+      </w:r>
       <w:r>
         <w:rPr>
           <w:lang w:val="en_US" w:bidi="en_US"/>
         </w:rPr>
         <w:t xml:space="preserve"> show that a later editor completed the book during the early postexilic period (538–458 BC). However, this conclusion is not necessary. Other prophets before the exile also spoke about Israel returning from exile (see </w:t>
       </w:r>
-      <w:hyperlink r:id="rId39">
-        <w:r>
-          <w:rPr>
-            <w:lang w:val="en_US" w:bidi="en_US"/>
-          </w:rPr>
-          <w:rPr>
-            <w:color w:val="0000EE"/>
-            <w:u w:val="single"/>
-          </w:rPr>
-          <w:t>Isaiah 52:4–12</w:t>
-        </w:r>
-      </w:hyperlink>
+      <w:r>
+        <w:rPr>
+          <w:lang w:val="en_US" w:bidi="en_US"/>
+        </w:rPr>
+        <w:t>Isaiah 52:4–12</w:t>
+      </w:r>
       <w:r>
         <w:rPr>
           <w:lang w:val="en_US" w:bidi="en_US"/>
         </w:rPr>
         <w:t xml:space="preserve">; </w:t>
       </w:r>
-      <w:hyperlink r:id="rId40">
-        <w:r>
-          <w:rPr>
-            <w:lang w:val="en_US" w:bidi="en_US"/>
-          </w:rPr>
-          <w:rPr>
-            <w:color w:val="0000EE"/>
-            <w:u w:val="single"/>
-          </w:rPr>
-          <w:t>Hosea 11:10–11</w:t>
-        </w:r>
-      </w:hyperlink>
+      <w:r>
+        <w:rPr>
+          <w:lang w:val="en_US" w:bidi="en_US"/>
+        </w:rPr>
+        <w:t>Hosea 11:10–11</w:t>
+      </w:r>
       <w:r>
         <w:rPr>
           <w:lang w:val="en_US" w:bidi="en_US"/>
         </w:rPr>
         <w:t xml:space="preserve">; </w:t>
       </w:r>
-      <w:hyperlink r:id="rId41">
-        <w:r>
-          <w:rPr>
-            <w:lang w:val="en_US" w:bidi="en_US"/>
-          </w:rPr>
-          <w:rPr>
-            <w:color w:val="0000EE"/>
-            <w:u w:val="single"/>
-          </w:rPr>
-          <w:t>Amos 9:11–15</w:t>
-        </w:r>
-      </w:hyperlink>
+      <w:r>
+        <w:rPr>
+          <w:lang w:val="en_US" w:bidi="en_US"/>
+        </w:rPr>
+        <w:t>Amos 9:11–15</w:t>
+      </w:r>
       <w:r>
         <w:rPr>
           <w:lang w:val="en_US" w:bidi="en_US"/>
@@ -950,72 +776,48 @@
         </w:rPr>
         <w:t xml:space="preserve">Micah used figures of speech to describe events. Micah often used figurative language, which makes it difficult to identify the exact historical situations connected to each prophecy. Some prophecies were probably given before the destruction of Samaria in 722 BC (see </w:t>
       </w:r>
-      <w:hyperlink r:id="rId28">
-        <w:r>
-          <w:rPr>
-            <w:lang w:val="en_US" w:bidi="en_US"/>
-          </w:rPr>
-          <w:rPr>
-            <w:color w:val="0000EE"/>
-            <w:u w:val="single"/>
-          </w:rPr>
-          <w:t>Micah 1:1</w:t>
-        </w:r>
-      </w:hyperlink>
+      <w:r>
+        <w:rPr>
+          <w:lang w:val="en_US" w:bidi="en_US"/>
+        </w:rPr>
+        <w:t>Micah 1:1</w:t>
+      </w:r>
       <w:r>
         <w:rPr>
           <w:lang w:val="en_US" w:bidi="en_US"/>
         </w:rPr>
         <w:t xml:space="preserve">, </w:t>
       </w:r>
-      <w:hyperlink r:id="rId42">
-        <w:r>
-          <w:rPr>
-            <w:lang w:val="en_US" w:bidi="en_US"/>
-          </w:rPr>
-          <w:rPr>
-            <w:color w:val="0000EE"/>
-            <w:u w:val="single"/>
-          </w:rPr>
-          <w:t>6</w:t>
-        </w:r>
-      </w:hyperlink>
+      <w:r>
+        <w:rPr>
+          <w:lang w:val="en_US" w:bidi="en_US"/>
+        </w:rPr>
+        <w:t>6</w:t>
+      </w:r>
       <w:r>
         <w:rPr>
           <w:lang w:val="en_US" w:bidi="en_US"/>
         </w:rPr>
         <w:t xml:space="preserve">; </w:t>
       </w:r>
-      <w:hyperlink r:id="rId43">
-        <w:r>
-          <w:rPr>
-            <w:lang w:val="en_US" w:bidi="en_US"/>
-          </w:rPr>
-          <w:rPr>
-            <w:color w:val="0000EE"/>
-            <w:u w:val="single"/>
-          </w:rPr>
-          <w:t>6:16</w:t>
-        </w:r>
-      </w:hyperlink>
+      <w:r>
+        <w:rPr>
+          <w:lang w:val="en_US" w:bidi="en_US"/>
+        </w:rPr>
+        <w:t>6:16</w:t>
+      </w:r>
       <w:r>
         <w:rPr>
           <w:lang w:val="en_US" w:bidi="en_US"/>
         </w:rPr>
         <w:t xml:space="preserve">). The Assyrian invasion of Israel and Judah in 701 BC seems to appear in </w:t>
       </w:r>
-      <w:hyperlink r:id="rId44">
-        <w:r>
-          <w:rPr>
-            <w:lang w:val="en_US" w:bidi="en_US"/>
-          </w:rPr>
-          <w:rPr>
-            <w:color w:val="0000EE"/>
-            <w:u w:val="single"/>
-          </w:rPr>
-          <w:t>1:10–15</w:t>
-        </w:r>
-      </w:hyperlink>
+      <w:r>
+        <w:rPr>
+          <w:lang w:val="en_US" w:bidi="en_US"/>
+        </w:rPr>
+        <w:t>1:10–15</w:t>
+      </w:r>
       <w:r>
         <w:rPr>
           <w:lang w:val="en_US" w:bidi="en_US"/>
@@ -1036,72 +838,48 @@
         </w:rPr>
         <w:t>Micah’s prophecy about the fall of Jerusalem (</w:t>
       </w:r>
-      <w:hyperlink r:id="rId45">
-        <w:r>
-          <w:rPr>
-            <w:lang w:val="en_US" w:bidi="en_US"/>
-          </w:rPr>
-          <w:rPr>
-            <w:color w:val="0000EE"/>
-            <w:u w:val="single"/>
-          </w:rPr>
-          <w:t>3:12</w:t>
-        </w:r>
-      </w:hyperlink>
+      <w:r>
+        <w:rPr>
+          <w:lang w:val="en_US" w:bidi="en_US"/>
+        </w:rPr>
+        <w:t>3:12</w:t>
+      </w:r>
       <w:r>
         <w:rPr>
           <w:lang w:val="en_US" w:bidi="en_US"/>
         </w:rPr>
         <w:t>) was spoken during Hezekiah’s reign (728–686 BC) and was later mentioned by Jeremiah. The prophet Jeremiah mentioned it much later (</w:t>
       </w:r>
-      <w:hyperlink r:id="rId46">
-        <w:r>
-          <w:rPr>
-            <w:lang w:val="en_US" w:bidi="en_US"/>
-          </w:rPr>
-          <w:rPr>
-            <w:color w:val="0000EE"/>
-            <w:u w:val="single"/>
-          </w:rPr>
-          <w:t>Jeremiah 26:16–19</w:t>
-        </w:r>
-      </w:hyperlink>
+      <w:r>
+        <w:rPr>
+          <w:lang w:val="en_US" w:bidi="en_US"/>
+        </w:rPr>
+        <w:t>Jeremiah 26:16–19</w:t>
+      </w:r>
       <w:r>
         <w:rPr>
           <w:lang w:val="en_US" w:bidi="en_US"/>
         </w:rPr>
         <w:t xml:space="preserve">). Micah’s ministry seems to have occurred around the same time as Isaiah’s ministry. The similarity between </w:t>
       </w:r>
-      <w:hyperlink r:id="rId47">
-        <w:r>
-          <w:rPr>
-            <w:lang w:val="en_US" w:bidi="en_US"/>
-          </w:rPr>
-          <w:rPr>
-            <w:color w:val="0000EE"/>
-            <w:u w:val="single"/>
-          </w:rPr>
-          <w:t>Isaiah 2:2–5</w:t>
-        </w:r>
-      </w:hyperlink>
+      <w:r>
+        <w:rPr>
+          <w:lang w:val="en_US" w:bidi="en_US"/>
+        </w:rPr>
+        <w:t>Isaiah 2:2–5</w:t>
+      </w:r>
       <w:r>
         <w:rPr>
           <w:lang w:val="en_US" w:bidi="en_US"/>
         </w:rPr>
         <w:t xml:space="preserve"> and </w:t>
       </w:r>
-      <w:hyperlink r:id="rId48">
-        <w:r>
-          <w:rPr>
-            <w:lang w:val="en_US" w:bidi="en_US"/>
-          </w:rPr>
-          <w:rPr>
-            <w:color w:val="0000EE"/>
-            <w:u w:val="single"/>
-          </w:rPr>
-          <w:t>Micah 4:1–4</w:t>
-        </w:r>
-      </w:hyperlink>
+      <w:r>
+        <w:rPr>
+          <w:lang w:val="en_US" w:bidi="en_US"/>
+        </w:rPr>
+        <w:t>Micah 4:1–4</w:t>
+      </w:r>
       <w:r>
         <w:rPr>
           <w:lang w:val="en_US" w:bidi="en_US"/>
@@ -1133,18 +911,12 @@
         </w:rPr>
         <w:t>Micah’s message is clear: God’s plans for his people will succeed. Through Israel and through God’s chosen ruler (</w:t>
       </w:r>
-      <w:hyperlink r:id="rId49">
-        <w:r>
-          <w:rPr>
-            <w:lang w:val="en_US" w:bidi="en_US"/>
-          </w:rPr>
-          <w:rPr>
-            <w:color w:val="0000EE"/>
-            <w:u w:val="single"/>
-          </w:rPr>
-          <w:t>5:2</w:t>
-        </w:r>
-      </w:hyperlink>
+      <w:r>
+        <w:rPr>
+          <w:lang w:val="en_US" w:bidi="en_US"/>
+        </w:rPr>
+        <w:t>5:2</w:t>
+      </w:r>
       <w:r>
         <w:rPr>
           <w:lang w:val="en_US" w:bidi="en_US"/>
@@ -1179,36 +951,24 @@
         </w:rPr>
         <w:t xml:space="preserve">God desires a people who show moral and spiritual faithfulness. He will accept nothing less. Only God can make his people righteous, or right with him (see </w:t>
       </w:r>
-      <w:hyperlink r:id="rId50">
-        <w:r>
-          <w:rPr>
-            <w:lang w:val="en_US" w:bidi="en_US"/>
-          </w:rPr>
-          <w:rPr>
-            <w:color w:val="0000EE"/>
-            <w:u w:val="single"/>
-          </w:rPr>
-          <w:t>2 Peter 3:13</w:t>
-        </w:r>
-      </w:hyperlink>
+      <w:r>
+        <w:rPr>
+          <w:lang w:val="en_US" w:bidi="en_US"/>
+        </w:rPr>
+        <w:t>2 Peter 3:13</w:t>
+      </w:r>
       <w:r>
         <w:rPr>
           <w:lang w:val="en_US" w:bidi="en_US"/>
         </w:rPr>
         <w:t xml:space="preserve">). Many years after Micah, God would send a "ruler over Israel," born in Bethlehem, to lead his people and bring them peace (see </w:t>
       </w:r>
-      <w:hyperlink r:id="rId51">
-        <w:r>
-          <w:rPr>
-            <w:lang w:val="en_US" w:bidi="en_US"/>
-          </w:rPr>
-          <w:rPr>
-            <w:color w:val="0000EE"/>
-            <w:u w:val="single"/>
-          </w:rPr>
-          <w:t>Micah 5:2–5</w:t>
-        </w:r>
-      </w:hyperlink>
+      <w:r>
+        <w:rPr>
+          <w:lang w:val="en_US" w:bidi="en_US"/>
+        </w:rPr>
+        <w:t>Micah 5:2–5</w:t>
+      </w:r>
       <w:r>
         <w:rPr>
           <w:lang w:val="en_US" w:bidi="en_US"/>
